--- a/wiki/docs/assets/docx/delta0_formal_chapter.docx
+++ b/wiki/docs/assets/docx/delta0_formal_chapter.docx
@@ -9897,7 +9897,7 @@
           <w:sz w:val="18"/>
           <w:szCs w:val="18"/>
         </w:rPr>
-        <w:t xml:space="preserve">    Protocole P-δ° : discrimination delta-0 / delta-1.</w:t>
+        <w:t xml:space="preserve">    Protocole P-δ⁰ : discrimination δ⁰ / δ¹.</w:t>
       </w:r>
     </w:p>
     <w:p>
